--- a/Tuan3/Bảng phân công.docx
+++ b/Tuan3/Bảng phân công.docx
@@ -15,35 +15,7 @@
           <w:b/>
           <w:sz w:val="32"/>
         </w:rPr>
-        <w:t>BÁO CÁO H</w:t>
-      </w:r>
-      <w:r>
-        <w:rPr>
-          <w:b/>
-          <w:sz w:val="32"/>
-        </w:rPr>
-        <w:t>Ọ</w:t>
-      </w:r>
-      <w:r>
-        <w:rPr>
-          <w:b/>
-          <w:sz w:val="32"/>
-        </w:rPr>
-        <w:t>C T</w:t>
-      </w:r>
-      <w:r>
-        <w:rPr>
-          <w:b/>
-          <w:sz w:val="32"/>
-        </w:rPr>
-        <w:t>Ậ</w:t>
-      </w:r>
-      <w:r>
-        <w:rPr>
-          <w:b/>
-          <w:sz w:val="32"/>
-        </w:rPr>
-        <w:t>P NHÓM</w:t>
+        <w:t>BÁO CÁO HỌC TẬP NHÓM</w:t>
       </w:r>
     </w:p>
     <w:p/>
@@ -57,19 +29,7 @@
         <w:rPr>
           <w:color w:val="000000"/>
         </w:rPr>
-        <w:t>Tên l</w:t>
-      </w:r>
-      <w:r>
-        <w:rPr>
-          <w:color w:val="000000"/>
-        </w:rPr>
-        <w:t>ớ</w:t>
-      </w:r>
-      <w:r>
-        <w:rPr>
-          <w:color w:val="000000"/>
-        </w:rPr>
-        <w:t>p:</w:t>
+        <w:t>Tên lớp:</w:t>
       </w:r>
       <w:r>
         <w:rPr>
@@ -110,55 +70,7 @@
         <w:rPr>
           <w:color w:val="000000"/>
         </w:rPr>
-        <w:t>H</w:t>
-      </w:r>
-      <w:r>
-        <w:rPr>
-          <w:color w:val="000000"/>
-        </w:rPr>
-        <w:t>ọ</w:t>
-      </w:r>
-      <w:r>
-        <w:rPr>
-          <w:color w:val="000000"/>
-        </w:rPr>
-        <w:t xml:space="preserve"> và tên sinh viên (n</w:t>
-      </w:r>
-      <w:r>
-        <w:rPr>
-          <w:color w:val="000000"/>
-        </w:rPr>
-        <w:t>ế</w:t>
-      </w:r>
-      <w:r>
-        <w:rPr>
-          <w:color w:val="000000"/>
-        </w:rPr>
-        <w:t>u cá nhân th</w:t>
-      </w:r>
-      <w:r>
-        <w:rPr>
-          <w:color w:val="000000"/>
-        </w:rPr>
-        <w:t>ự</w:t>
-      </w:r>
-      <w:r>
-        <w:rPr>
-          <w:color w:val="000000"/>
-        </w:rPr>
-        <w:t>c hi</w:t>
-      </w:r>
-      <w:r>
-        <w:rPr>
-          <w:color w:val="000000"/>
-        </w:rPr>
-        <w:t>ệ</w:t>
-      </w:r>
-      <w:r>
-        <w:rPr>
-          <w:color w:val="000000"/>
-        </w:rPr>
-        <w:t>n):</w:t>
+        <w:t>Họ và tên sinh viên (nếu cá nhân thực hiện):</w:t>
       </w:r>
     </w:p>
     <w:p>
@@ -171,43 +83,7 @@
         <w:rPr>
           <w:color w:val="000000"/>
         </w:rPr>
-        <w:t>- Nguy</w:t>
-      </w:r>
-      <w:r>
-        <w:rPr>
-          <w:color w:val="000000"/>
-        </w:rPr>
-        <w:t>ễ</w:t>
-      </w:r>
-      <w:r>
-        <w:rPr>
-          <w:color w:val="000000"/>
-        </w:rPr>
-        <w:t>n Đ</w:t>
-      </w:r>
-      <w:r>
-        <w:rPr>
-          <w:color w:val="000000"/>
-        </w:rPr>
-        <w:t>ặ</w:t>
-      </w:r>
-      <w:r>
-        <w:rPr>
-          <w:color w:val="000000"/>
-        </w:rPr>
-        <w:t>ng Nhân (Nhóm trư</w:t>
-      </w:r>
-      <w:r>
-        <w:rPr>
-          <w:color w:val="000000"/>
-        </w:rPr>
-        <w:t>ở</w:t>
-      </w:r>
-      <w:r>
-        <w:rPr>
-          <w:color w:val="000000"/>
-        </w:rPr>
-        <w:t>ng)</w:t>
+        <w:t>- Nguyễn Đặng Nhân (Nhóm trưởng)</w:t>
       </w:r>
     </w:p>
     <w:p>
@@ -220,19 +96,7 @@
         <w:rPr>
           <w:color w:val="000000"/>
         </w:rPr>
-        <w:t>- Nguy</w:t>
-      </w:r>
-      <w:r>
-        <w:rPr>
-          <w:color w:val="000000"/>
-        </w:rPr>
-        <w:t>ễ</w:t>
-      </w:r>
-      <w:r>
-        <w:rPr>
-          <w:color w:val="000000"/>
-        </w:rPr>
-        <w:t>n Hoàng Nam</w:t>
+        <w:t>- Nguyễn Hoàng Nam</w:t>
       </w:r>
     </w:p>
     <w:p>
@@ -245,31 +109,7 @@
         <w:rPr>
           <w:color w:val="000000"/>
         </w:rPr>
-        <w:t>- Hoàng Nguy</w:t>
-      </w:r>
-      <w:r>
-        <w:rPr>
-          <w:color w:val="000000"/>
-        </w:rPr>
-        <w:t>ễ</w:t>
-      </w:r>
-      <w:r>
-        <w:rPr>
-          <w:color w:val="000000"/>
-        </w:rPr>
-        <w:t>n Qu</w:t>
-      </w:r>
-      <w:r>
-        <w:rPr>
-          <w:color w:val="000000"/>
-        </w:rPr>
-        <w:t>ỳ</w:t>
-      </w:r>
-      <w:r>
-        <w:rPr>
-          <w:color w:val="000000"/>
-        </w:rPr>
-        <w:t>nh Anh</w:t>
+        <w:t>- Hoàng Nguyễn Quỳnh Anh</w:t>
       </w:r>
     </w:p>
     <w:p>
@@ -282,43 +122,7 @@
         <w:rPr>
           <w:color w:val="000000"/>
         </w:rPr>
-        <w:t>- Nguy</w:t>
-      </w:r>
-      <w:r>
-        <w:rPr>
-          <w:color w:val="000000"/>
-        </w:rPr>
-        <w:t>ễ</w:t>
-      </w:r>
-      <w:r>
-        <w:rPr>
-          <w:color w:val="000000"/>
-        </w:rPr>
-        <w:t>n Th</w:t>
-      </w:r>
-      <w:r>
-        <w:rPr>
-          <w:color w:val="000000"/>
-        </w:rPr>
-        <w:t>ị</w:t>
-      </w:r>
-      <w:r>
-        <w:rPr>
-          <w:color w:val="000000"/>
-        </w:rPr>
-        <w:t xml:space="preserve"> Thu</w:t>
-      </w:r>
-      <w:r>
-        <w:rPr>
-          <w:color w:val="000000"/>
-        </w:rPr>
-        <w:t>ỳ</w:t>
-      </w:r>
-      <w:r>
-        <w:rPr>
-          <w:color w:val="000000"/>
-        </w:rPr>
-        <w:t xml:space="preserve"> Anh</w:t>
+        <w:t>- Nguyễn Thị Thuỳ Anh</w:t>
       </w:r>
     </w:p>
     <w:p>
@@ -357,181 +161,7 @@
         <w:rPr>
           <w:color w:val="000000"/>
         </w:rPr>
-        <w:t>Tên ch</w:t>
-      </w:r>
-      <w:r>
-        <w:rPr>
-          <w:color w:val="000000"/>
-        </w:rPr>
-        <w:t>ủ</w:t>
-      </w:r>
-      <w:r>
-        <w:rPr>
-          <w:color w:val="000000"/>
-        </w:rPr>
-        <w:t xml:space="preserve"> đ</w:t>
-      </w:r>
-      <w:r>
-        <w:rPr>
-          <w:color w:val="000000"/>
-        </w:rPr>
-        <w:t>ề</w:t>
-      </w:r>
-      <w:r>
-        <w:rPr>
-          <w:color w:val="000000"/>
-        </w:rPr>
-        <w:t xml:space="preserve">: Tìm </w:t>
-      </w:r>
-      <w:r>
-        <w:rPr>
-          <w:color w:val="000000"/>
-        </w:rPr>
-        <w:t>hi</w:t>
-      </w:r>
-      <w:r>
-        <w:rPr>
-          <w:color w:val="000000"/>
-        </w:rPr>
-        <w:t>ể</w:t>
-      </w:r>
-      <w:r>
-        <w:rPr>
-          <w:color w:val="000000"/>
-        </w:rPr>
-        <w:t>u v</w:t>
-      </w:r>
-      <w:r>
-        <w:rPr>
-          <w:color w:val="000000"/>
-        </w:rPr>
-        <w:t>ề</w:t>
-      </w:r>
-      <w:r>
-        <w:rPr>
-          <w:color w:val="000000"/>
-        </w:rPr>
-        <w:t xml:space="preserve"> ch</w:t>
-      </w:r>
-      <w:r>
-        <w:rPr>
-          <w:color w:val="000000"/>
-        </w:rPr>
-        <w:t>ữ</w:t>
-      </w:r>
-      <w:r>
-        <w:rPr>
-          <w:color w:val="000000"/>
-        </w:rPr>
-        <w:t xml:space="preserve"> ký đi</w:t>
-      </w:r>
-      <w:r>
-        <w:rPr>
-          <w:color w:val="000000"/>
-        </w:rPr>
-        <w:t>ệ</w:t>
-      </w:r>
-      <w:r>
-        <w:rPr>
-          <w:color w:val="000000"/>
-        </w:rPr>
-        <w:t>n t</w:t>
-      </w:r>
-      <w:r>
-        <w:rPr>
-          <w:color w:val="000000"/>
-        </w:rPr>
-        <w:t>ử</w:t>
-      </w:r>
-      <w:r>
-        <w:rPr>
-          <w:color w:val="000000"/>
-        </w:rPr>
-        <w:t xml:space="preserve"> Elgamal và vi</w:t>
-      </w:r>
-      <w:r>
-        <w:rPr>
-          <w:color w:val="000000"/>
-        </w:rPr>
-        <w:t>ế</w:t>
-      </w:r>
-      <w:r>
-        <w:rPr>
-          <w:color w:val="000000"/>
-        </w:rPr>
-        <w:t xml:space="preserve">t </w:t>
-      </w:r>
-      <w:r>
-        <w:rPr>
-          <w:color w:val="000000"/>
-        </w:rPr>
-        <w:t>ứ</w:t>
-      </w:r>
-      <w:r>
-        <w:rPr>
-          <w:color w:val="000000"/>
-        </w:rPr>
-        <w:t>ng d</w:t>
-      </w:r>
-      <w:r>
-        <w:rPr>
-          <w:color w:val="000000"/>
-        </w:rPr>
-        <w:t>ụ</w:t>
-      </w:r>
-      <w:r>
-        <w:rPr>
-          <w:color w:val="000000"/>
-        </w:rPr>
-        <w:t>ng minh ho</w:t>
-      </w:r>
-      <w:r>
-        <w:rPr>
-          <w:color w:val="000000"/>
-        </w:rPr>
-        <w:t>ạ</w:t>
-      </w:r>
-      <w:r>
-        <w:rPr>
-          <w:color w:val="000000"/>
-        </w:rPr>
-        <w:t xml:space="preserve"> ( S</w:t>
-      </w:r>
-      <w:r>
-        <w:rPr>
-          <w:color w:val="000000"/>
-        </w:rPr>
-        <w:t>ử</w:t>
-      </w:r>
-      <w:r>
-        <w:rPr>
-          <w:color w:val="000000"/>
-        </w:rPr>
-        <w:t xml:space="preserve"> d</w:t>
-      </w:r>
-      <w:r>
-        <w:rPr>
-          <w:color w:val="000000"/>
-        </w:rPr>
-        <w:t>ụ</w:t>
-      </w:r>
-      <w:r>
-        <w:rPr>
-          <w:color w:val="000000"/>
-        </w:rPr>
-        <w:t>ng ngôn ng</w:t>
-      </w:r>
-      <w:r>
-        <w:rPr>
-          <w:color w:val="000000"/>
-        </w:rPr>
-        <w:t>ữ</w:t>
-      </w:r>
-      <w:r>
-        <w:rPr>
-          <w:color w:val="000000"/>
-        </w:rPr>
-        <w:t xml:space="preserve"> C++, Python )</w:t>
+        <w:t>Tên chủ đề: Tìm hiểu về chữ ký điện tử Elgamal và viết ứng dụng minh hoạ ( Sử dụng ngôn ngữ C++, Python )</w:t>
       </w:r>
     </w:p>
     <w:tbl>
@@ -569,23 +199,7 @@
                 <w:b/>
                 <w:color w:val="000000"/>
               </w:rPr>
-              <w:t>Tu</w:t>
-            </w:r>
-            <w:r>
-              <w:rPr>
-                <w:rFonts w:eastAsia="Calibri"/>
-                <w:b/>
-                <w:color w:val="000000"/>
-              </w:rPr>
-              <w:t>ầ</w:t>
-            </w:r>
-            <w:r>
-              <w:rPr>
-                <w:rFonts w:eastAsia="Calibri"/>
-                <w:b/>
-                <w:color w:val="000000"/>
-              </w:rPr>
-              <w:t>n</w:t>
+              <w:t>Tuần</w:t>
             </w:r>
           </w:p>
         </w:tc>
@@ -609,55 +223,7 @@
                 <w:b/>
                 <w:color w:val="000000"/>
               </w:rPr>
-              <w:t>Ngư</w:t>
-            </w:r>
-            <w:r>
-              <w:rPr>
-                <w:rFonts w:eastAsia="Calibri"/>
-                <w:b/>
-                <w:color w:val="000000"/>
-              </w:rPr>
-              <w:t>ờ</w:t>
-            </w:r>
-            <w:r>
-              <w:rPr>
-                <w:rFonts w:eastAsia="Calibri"/>
-                <w:b/>
-                <w:color w:val="000000"/>
-              </w:rPr>
-              <w:t>i th</w:t>
-            </w:r>
-            <w:r>
-              <w:rPr>
-                <w:rFonts w:eastAsia="Calibri"/>
-                <w:b/>
-                <w:color w:val="000000"/>
-              </w:rPr>
-              <w:t>ự</w:t>
-            </w:r>
-            <w:r>
-              <w:rPr>
-                <w:rFonts w:eastAsia="Calibri"/>
-                <w:b/>
-                <w:color w:val="000000"/>
-              </w:rPr>
-              <w:t>c hi</w:t>
-            </w:r>
-            <w:r>
-              <w:rPr>
-                <w:rFonts w:eastAsia="Calibri"/>
-                <w:b/>
-                <w:color w:val="000000"/>
-              </w:rPr>
-              <w:t>ệ</w:t>
-            </w:r>
-            <w:r>
-              <w:rPr>
-                <w:rFonts w:eastAsia="Calibri"/>
-                <w:b/>
-                <w:color w:val="000000"/>
-              </w:rPr>
-              <w:t>n</w:t>
+              <w:t>Người thực hiện</w:t>
             </w:r>
           </w:p>
         </w:tc>
@@ -681,39 +247,7 @@
                 <w:b/>
                 <w:color w:val="000000"/>
               </w:rPr>
-              <w:t>N</w:t>
-            </w:r>
-            <w:r>
-              <w:rPr>
-                <w:rFonts w:eastAsia="Calibri"/>
-                <w:b/>
-                <w:color w:val="000000"/>
-              </w:rPr>
-              <w:t>ộ</w:t>
-            </w:r>
-            <w:r>
-              <w:rPr>
-                <w:rFonts w:eastAsia="Calibri"/>
-                <w:b/>
-                <w:color w:val="000000"/>
-              </w:rPr>
-              <w:t>i dung công vi</w:t>
-            </w:r>
-            <w:r>
-              <w:rPr>
-                <w:rFonts w:eastAsia="Calibri"/>
-                <w:b/>
-                <w:color w:val="000000"/>
-              </w:rPr>
-              <w:t>ệ</w:t>
-            </w:r>
-            <w:r>
-              <w:rPr>
-                <w:rFonts w:eastAsia="Calibri"/>
-                <w:b/>
-                <w:color w:val="000000"/>
-              </w:rPr>
-              <w:t>c</w:t>
+              <w:t>Nội dung công việc</w:t>
             </w:r>
           </w:p>
         </w:tc>
@@ -737,71 +271,7 @@
                 <w:b/>
                 <w:color w:val="000000"/>
               </w:rPr>
-              <w:t>K</w:t>
-            </w:r>
-            <w:r>
-              <w:rPr>
-                <w:rFonts w:eastAsia="Calibri"/>
-                <w:b/>
-                <w:color w:val="000000"/>
-              </w:rPr>
-              <w:t>ế</w:t>
-            </w:r>
-            <w:r>
-              <w:rPr>
-                <w:rFonts w:eastAsia="Calibri"/>
-                <w:b/>
-                <w:color w:val="000000"/>
-              </w:rPr>
-              <w:t>t qu</w:t>
-            </w:r>
-            <w:r>
-              <w:rPr>
-                <w:rFonts w:eastAsia="Calibri"/>
-                <w:b/>
-                <w:color w:val="000000"/>
-              </w:rPr>
-              <w:t>ả</w:t>
-            </w:r>
-            <w:r>
-              <w:rPr>
-                <w:rFonts w:eastAsia="Calibri"/>
-                <w:b/>
-                <w:color w:val="000000"/>
-              </w:rPr>
-              <w:t xml:space="preserve"> đ</w:t>
-            </w:r>
-            <w:r>
-              <w:rPr>
-                <w:rFonts w:eastAsia="Calibri"/>
-                <w:b/>
-                <w:color w:val="000000"/>
-              </w:rPr>
-              <w:t>ạ</w:t>
-            </w:r>
-            <w:r>
-              <w:rPr>
-                <w:rFonts w:eastAsia="Calibri"/>
-                <w:b/>
-                <w:color w:val="000000"/>
-              </w:rPr>
-              <w:t>t đư</w:t>
-            </w:r>
-            <w:r>
-              <w:rPr>
-                <w:rFonts w:eastAsia="Calibri"/>
-                <w:b/>
-                <w:color w:val="000000"/>
-              </w:rPr>
-              <w:t>ợ</w:t>
-            </w:r>
-            <w:r>
-              <w:rPr>
-                <w:rFonts w:eastAsia="Calibri"/>
-                <w:b/>
-                <w:color w:val="000000"/>
-              </w:rPr>
-              <w:t>c</w:t>
+              <w:t>Kết quả đạt được</w:t>
             </w:r>
           </w:p>
         </w:tc>
@@ -825,208 +295,14 @@
                 <w:b/>
                 <w:color w:val="000000"/>
               </w:rPr>
-              <w:t>Ki</w:t>
-            </w:r>
-            <w:r>
-              <w:rPr>
-                <w:rFonts w:eastAsia="Calibri"/>
-                <w:b/>
-                <w:color w:val="000000"/>
-              </w:rPr>
-              <w:t>ế</w:t>
-            </w:r>
-            <w:r>
-              <w:rPr>
-                <w:rFonts w:eastAsia="Calibri"/>
-                <w:b/>
-                <w:color w:val="000000"/>
-              </w:rPr>
-              <w:t>n ngh</w:t>
-            </w:r>
-            <w:r>
-              <w:rPr>
-                <w:rFonts w:eastAsia="Calibri"/>
-                <w:b/>
-                <w:color w:val="000000"/>
-              </w:rPr>
-              <w:t>ị</w:t>
-            </w:r>
-            <w:r>
-              <w:rPr>
-                <w:rFonts w:eastAsia="Calibri"/>
-                <w:b/>
-                <w:color w:val="000000"/>
-              </w:rPr>
-              <w:t xml:space="preserve"> v</w:t>
-            </w:r>
-            <w:r>
-              <w:rPr>
-                <w:rFonts w:eastAsia="Calibri"/>
-                <w:b/>
-                <w:color w:val="000000"/>
-              </w:rPr>
-              <w:t>ớ</w:t>
-            </w:r>
-            <w:r>
-              <w:rPr>
-                <w:rFonts w:eastAsia="Calibri"/>
-                <w:b/>
-                <w:color w:val="000000"/>
-              </w:rPr>
-              <w:t>i gi</w:t>
-            </w:r>
-            <w:r>
-              <w:rPr>
-                <w:rFonts w:eastAsia="Calibri"/>
-                <w:b/>
-                <w:color w:val="000000"/>
-              </w:rPr>
-              <w:t>ả</w:t>
-            </w:r>
-            <w:r>
-              <w:rPr>
-                <w:rFonts w:eastAsia="Calibri"/>
-                <w:b/>
-                <w:color w:val="000000"/>
-              </w:rPr>
-              <w:t>ng viên hư</w:t>
-            </w:r>
-            <w:r>
-              <w:rPr>
-                <w:rFonts w:eastAsia="Calibri"/>
-                <w:b/>
-                <w:color w:val="000000"/>
-              </w:rPr>
-              <w:t>ớ</w:t>
-            </w:r>
-            <w:r>
-              <w:rPr>
-                <w:rFonts w:eastAsia="Calibri"/>
-                <w:b/>
-                <w:color w:val="000000"/>
-              </w:rPr>
-              <w:t>ng d</w:t>
-            </w:r>
-            <w:r>
-              <w:rPr>
-                <w:rFonts w:eastAsia="Calibri"/>
-                <w:b/>
-                <w:color w:val="000000"/>
-              </w:rPr>
-              <w:t>ẫ</w:t>
-            </w:r>
-            <w:r>
-              <w:rPr>
-                <w:rFonts w:eastAsia="Calibri"/>
-                <w:b/>
-                <w:color w:val="000000"/>
-              </w:rPr>
-              <w:t xml:space="preserve">n </w:t>
-            </w:r>
-            <w:r>
-              <w:rPr>
-                <w:rFonts w:eastAsia="Calibri"/>
-                <w:color w:val="000000"/>
-              </w:rPr>
-              <w:t>(nêu nh</w:t>
-            </w:r>
-            <w:r>
-              <w:rPr>
-                <w:rFonts w:eastAsia="Calibri"/>
-                <w:color w:val="000000"/>
-              </w:rPr>
-              <w:t>ữ</w:t>
-            </w:r>
-            <w:r>
-              <w:rPr>
-                <w:rFonts w:eastAsia="Calibri"/>
-                <w:color w:val="000000"/>
-              </w:rPr>
-              <w:t>ng khó khăn, h</w:t>
-            </w:r>
-            <w:r>
-              <w:rPr>
-                <w:rFonts w:eastAsia="Calibri"/>
-                <w:color w:val="000000"/>
-              </w:rPr>
-              <w:t>ỗ</w:t>
-            </w:r>
-            <w:r>
-              <w:rPr>
-                <w:rFonts w:eastAsia="Calibri"/>
-                <w:color w:val="000000"/>
-              </w:rPr>
-              <w:t xml:space="preserve"> tr</w:t>
-            </w:r>
-            <w:r>
-              <w:rPr>
-                <w:rFonts w:eastAsia="Calibri"/>
-                <w:color w:val="000000"/>
-              </w:rPr>
-              <w:t>ợ</w:t>
-            </w:r>
-            <w:r>
-              <w:rPr>
-                <w:rFonts w:eastAsia="Calibri"/>
-                <w:color w:val="000000"/>
-              </w:rPr>
-              <w:t xml:space="preserve"> t</w:t>
-            </w:r>
-            <w:r>
-              <w:rPr>
-                <w:rFonts w:eastAsia="Calibri"/>
-                <w:color w:val="000000"/>
-              </w:rPr>
-              <w:t>ừ</w:t>
-            </w:r>
-            <w:r>
-              <w:rPr>
-                <w:rFonts w:eastAsia="Calibri"/>
-                <w:color w:val="000000"/>
-              </w:rPr>
-              <w:t xml:space="preserve"> phía gi</w:t>
-            </w:r>
-            <w:r>
-              <w:rPr>
-                <w:rFonts w:eastAsia="Calibri"/>
-                <w:color w:val="000000"/>
-              </w:rPr>
-              <w:t>ả</w:t>
-            </w:r>
-            <w:r>
-              <w:rPr>
-                <w:rFonts w:eastAsia="Calibri"/>
-                <w:color w:val="000000"/>
-              </w:rPr>
-              <w:t>ng viên,… n</w:t>
-            </w:r>
-            <w:r>
-              <w:rPr>
-                <w:rFonts w:eastAsia="Calibri"/>
-                <w:color w:val="000000"/>
-              </w:rPr>
-              <w:t>ế</w:t>
-            </w:r>
-            <w:r>
-              <w:rPr>
-                <w:rFonts w:eastAsia="Calibri"/>
-                <w:color w:val="000000"/>
-              </w:rPr>
-              <w:t>u c</w:t>
-            </w:r>
-            <w:r>
-              <w:rPr>
-                <w:rFonts w:eastAsia="Calibri"/>
-                <w:color w:val="000000"/>
-              </w:rPr>
-              <w:t>ầ</w:t>
-            </w:r>
-            <w:r>
-              <w:rPr>
-                <w:rFonts w:eastAsia="Calibri"/>
-                <w:color w:val="000000"/>
-              </w:rPr>
-              <w:t>n)</w:t>
+              <w:t xml:space="preserve">Kiến nghị với giảng viên hướng dẫn </w:t>
+            </w:r>
+            <w:r>
+              <w:rPr>
+                <w:rFonts w:eastAsia="Calibri"/>
+                <w:color w:val="000000"/>
+              </w:rPr>
+              <w:t>(nêu những khó khăn, hỗ trợ từ phía giảng viên,… nếu cần)</w:t>
             </w:r>
           </w:p>
         </w:tc>
@@ -1075,192 +351,73 @@
                 <w:rFonts w:eastAsia="Calibri"/>
                 <w:color w:val="000000"/>
               </w:rPr>
-              <w:t xml:space="preserve">1. </w:t>
-            </w:r>
-            <w:r>
-              <w:rPr>
-                <w:rFonts w:eastAsia="Calibri"/>
-                <w:color w:val="000000"/>
-              </w:rPr>
-              <w:t>Nguy</w:t>
-            </w:r>
-            <w:r>
-              <w:rPr>
-                <w:rFonts w:eastAsia="Calibri"/>
-                <w:color w:val="000000"/>
-              </w:rPr>
-              <w:t>ễ</w:t>
-            </w:r>
-            <w:r>
-              <w:rPr>
-                <w:rFonts w:eastAsia="Calibri"/>
-                <w:color w:val="000000"/>
-              </w:rPr>
-              <w:t>n Đ</w:t>
-            </w:r>
-            <w:r>
-              <w:rPr>
-                <w:rFonts w:eastAsia="Calibri"/>
-                <w:color w:val="000000"/>
-              </w:rPr>
-              <w:t>ặ</w:t>
-            </w:r>
-            <w:r>
-              <w:rPr>
-                <w:rFonts w:eastAsia="Calibri"/>
-                <w:color w:val="000000"/>
-              </w:rPr>
-              <w:t>ng Nhân</w:t>
-            </w:r>
-          </w:p>
-          <w:p>
-            <w:pPr>
-              <w:spacing w:after="0" w:line="240" w:lineRule="auto"/>
-              <w:rPr>
-                <w:rFonts w:eastAsia="Calibri"/>
-                <w:color w:val="000000"/>
-              </w:rPr>
-            </w:pPr>
-            <w:r>
-              <w:rPr>
-                <w:rFonts w:eastAsia="Calibri"/>
-                <w:color w:val="000000"/>
-              </w:rPr>
-              <w:t>2. Hoàng Nguy</w:t>
-            </w:r>
-            <w:r>
-              <w:rPr>
-                <w:rFonts w:eastAsia="Calibri"/>
-                <w:color w:val="000000"/>
-              </w:rPr>
-              <w:t>ễ</w:t>
-            </w:r>
-            <w:r>
-              <w:rPr>
-                <w:rFonts w:eastAsia="Calibri"/>
-                <w:color w:val="000000"/>
-              </w:rPr>
-              <w:t>n Qu</w:t>
-            </w:r>
-            <w:r>
-              <w:rPr>
-                <w:rFonts w:eastAsia="Calibri"/>
-                <w:color w:val="000000"/>
-              </w:rPr>
-              <w:t>ỳ</w:t>
-            </w:r>
-            <w:r>
-              <w:rPr>
-                <w:rFonts w:eastAsia="Calibri"/>
-                <w:color w:val="000000"/>
-              </w:rPr>
-              <w:t>nh Anh</w:t>
-            </w:r>
-          </w:p>
-          <w:p>
-            <w:pPr>
-              <w:spacing w:after="0" w:line="240" w:lineRule="auto"/>
-              <w:rPr>
-                <w:rFonts w:eastAsia="Calibri"/>
-                <w:color w:val="000000"/>
-              </w:rPr>
-            </w:pPr>
-          </w:p>
-          <w:p>
-            <w:pPr>
-              <w:spacing w:after="0" w:line="240" w:lineRule="auto"/>
-              <w:rPr>
-                <w:rFonts w:eastAsia="Calibri"/>
-                <w:color w:val="000000"/>
-              </w:rPr>
-            </w:pPr>
-          </w:p>
-          <w:p>
-            <w:pPr>
-              <w:spacing w:after="0" w:line="240" w:lineRule="auto"/>
-              <w:rPr>
-                <w:rFonts w:eastAsia="Calibri"/>
-                <w:color w:val="000000"/>
-              </w:rPr>
-            </w:pPr>
-            <w:r>
-              <w:rPr>
-                <w:rFonts w:eastAsia="Calibri"/>
-                <w:color w:val="000000"/>
-              </w:rPr>
-              <w:t>3. Nguy</w:t>
-            </w:r>
-            <w:r>
-              <w:rPr>
-                <w:rFonts w:eastAsia="Calibri"/>
-                <w:color w:val="000000"/>
-              </w:rPr>
-              <w:t>ễ</w:t>
-            </w:r>
-            <w:r>
-              <w:rPr>
-                <w:rFonts w:eastAsia="Calibri"/>
-                <w:color w:val="000000"/>
-              </w:rPr>
-              <w:t>n Th</w:t>
-            </w:r>
-            <w:r>
-              <w:rPr>
-                <w:rFonts w:eastAsia="Calibri"/>
-                <w:color w:val="000000"/>
-              </w:rPr>
-              <w:t>ị</w:t>
-            </w:r>
-            <w:r>
-              <w:rPr>
-                <w:rFonts w:eastAsia="Calibri"/>
-                <w:color w:val="000000"/>
-              </w:rPr>
-              <w:t xml:space="preserve"> Thu</w:t>
-            </w:r>
-            <w:r>
-              <w:rPr>
-                <w:rFonts w:eastAsia="Calibri"/>
-                <w:color w:val="000000"/>
-              </w:rPr>
-              <w:t>ỳ</w:t>
-            </w:r>
-            <w:r>
-              <w:rPr>
-                <w:rFonts w:eastAsia="Calibri"/>
-                <w:color w:val="000000"/>
-              </w:rPr>
-              <w:t xml:space="preserve"> Anh</w:t>
-            </w:r>
-          </w:p>
-          <w:p>
-            <w:pPr>
-              <w:spacing w:after="0" w:line="240" w:lineRule="auto"/>
-              <w:rPr>
-                <w:rFonts w:eastAsia="Calibri"/>
-                <w:color w:val="000000"/>
-              </w:rPr>
-            </w:pPr>
-            <w:r>
-              <w:rPr>
-                <w:rFonts w:eastAsia="Calibri"/>
-                <w:color w:val="000000"/>
-              </w:rPr>
-              <w:t>4. Nguy</w:t>
-            </w:r>
-            <w:r>
-              <w:rPr>
-                <w:rFonts w:eastAsia="Calibri"/>
-                <w:color w:val="000000"/>
-              </w:rPr>
-              <w:t>ễ</w:t>
-            </w:r>
-            <w:r>
-              <w:rPr>
-                <w:rFonts w:eastAsia="Calibri"/>
-                <w:color w:val="000000"/>
-              </w:rPr>
-              <w:t>n Hoàng Nam</w:t>
+              <w:t>1. Nguyễn Đặng Nhân</w:t>
+            </w:r>
+          </w:p>
+          <w:p>
+            <w:pPr>
+              <w:spacing w:after="0" w:line="240" w:lineRule="auto"/>
+              <w:rPr>
+                <w:rFonts w:eastAsia="Calibri"/>
+                <w:color w:val="000000"/>
+              </w:rPr>
+            </w:pPr>
+            <w:r>
+              <w:rPr>
+                <w:rFonts w:eastAsia="Calibri"/>
+                <w:color w:val="000000"/>
+              </w:rPr>
+              <w:t>2. Hoàng Nguyễn Quỳnh Anh</w:t>
+            </w:r>
+          </w:p>
+          <w:p>
+            <w:pPr>
+              <w:spacing w:after="0" w:line="240" w:lineRule="auto"/>
+              <w:rPr>
+                <w:rFonts w:eastAsia="Calibri"/>
+                <w:color w:val="000000"/>
+              </w:rPr>
+            </w:pPr>
+          </w:p>
+          <w:p>
+            <w:pPr>
+              <w:spacing w:after="0" w:line="240" w:lineRule="auto"/>
+              <w:rPr>
+                <w:rFonts w:eastAsia="Calibri"/>
+                <w:color w:val="000000"/>
+              </w:rPr>
+            </w:pPr>
+          </w:p>
+          <w:p>
+            <w:pPr>
+              <w:spacing w:after="0" w:line="240" w:lineRule="auto"/>
+              <w:rPr>
+                <w:rFonts w:eastAsia="Calibri"/>
+                <w:color w:val="000000"/>
+              </w:rPr>
+            </w:pPr>
+            <w:r>
+              <w:rPr>
+                <w:rFonts w:eastAsia="Calibri"/>
+                <w:color w:val="000000"/>
+              </w:rPr>
+              <w:t>3. Nguyễn Thị Thuỳ Anh</w:t>
+            </w:r>
+          </w:p>
+          <w:p>
+            <w:pPr>
+              <w:spacing w:after="0" w:line="240" w:lineRule="auto"/>
+              <w:rPr>
+                <w:rFonts w:eastAsia="Calibri"/>
+                <w:color w:val="000000"/>
+              </w:rPr>
+            </w:pPr>
+            <w:r>
+              <w:rPr>
+                <w:rFonts w:eastAsia="Calibri"/>
+                <w:color w:val="000000"/>
+              </w:rPr>
+              <w:t>4. Nguyễn Hoàng Nam</w:t>
             </w:r>
           </w:p>
           <w:p>
@@ -1306,729 +463,71 @@
                 <w:rFonts w:eastAsia="Calibri"/>
                 <w:color w:val="000000"/>
               </w:rPr>
-              <w:t>- Tìm hi</w:t>
-            </w:r>
-            <w:r>
-              <w:rPr>
-                <w:rFonts w:eastAsia="Calibri"/>
-                <w:color w:val="000000"/>
-              </w:rPr>
-              <w:t>ể</w:t>
-            </w:r>
-            <w:r>
-              <w:rPr>
-                <w:rFonts w:eastAsia="Calibri"/>
-                <w:color w:val="000000"/>
-              </w:rPr>
-              <w:t>u v</w:t>
-            </w:r>
-            <w:r>
-              <w:rPr>
-                <w:rFonts w:eastAsia="Calibri"/>
-                <w:color w:val="000000"/>
-              </w:rPr>
-              <w:t>ề</w:t>
-            </w:r>
-            <w:r>
-              <w:rPr>
-                <w:rFonts w:eastAsia="Calibri"/>
-                <w:color w:val="000000"/>
-              </w:rPr>
-              <w:t xml:space="preserve"> T</w:t>
-            </w:r>
-            <w:r>
-              <w:rPr>
-                <w:rFonts w:eastAsia="Calibri"/>
-                <w:color w:val="000000"/>
-              </w:rPr>
-              <w:t>ổ</w:t>
-            </w:r>
-            <w:r>
-              <w:rPr>
-                <w:rFonts w:eastAsia="Calibri"/>
-                <w:color w:val="000000"/>
-              </w:rPr>
-              <w:t>ng quan v</w:t>
-            </w:r>
-            <w:r>
-              <w:rPr>
-                <w:rFonts w:eastAsia="Calibri"/>
-                <w:color w:val="000000"/>
-              </w:rPr>
-              <w:t>ề</w:t>
-            </w:r>
-            <w:r>
-              <w:rPr>
-                <w:rFonts w:eastAsia="Calibri"/>
-                <w:color w:val="000000"/>
-              </w:rPr>
-              <w:t xml:space="preserve"> An toàn b</w:t>
-            </w:r>
-            <w:r>
-              <w:rPr>
-                <w:rFonts w:eastAsia="Calibri"/>
-                <w:color w:val="000000"/>
-              </w:rPr>
-              <w:t>ả</w:t>
-            </w:r>
-            <w:r>
-              <w:rPr>
-                <w:rFonts w:eastAsia="Calibri"/>
-                <w:color w:val="000000"/>
-              </w:rPr>
-              <w:t>o m</w:t>
-            </w:r>
-            <w:r>
-              <w:rPr>
-                <w:rFonts w:eastAsia="Calibri"/>
-                <w:color w:val="000000"/>
-              </w:rPr>
-              <w:t>ậ</w:t>
-            </w:r>
-            <w:r>
-              <w:rPr>
-                <w:rFonts w:eastAsia="Calibri"/>
-                <w:color w:val="000000"/>
-              </w:rPr>
-              <w:t>t thông tin</w:t>
-            </w:r>
-          </w:p>
-          <w:p>
-            <w:pPr>
-              <w:spacing w:after="0" w:line="240" w:lineRule="auto"/>
-              <w:rPr>
-                <w:rFonts w:eastAsia="Calibri"/>
-                <w:color w:val="000000"/>
-              </w:rPr>
-            </w:pPr>
-            <w:r>
-              <w:rPr>
-                <w:rFonts w:eastAsia="Calibri"/>
-                <w:color w:val="000000"/>
-              </w:rPr>
-              <w:t>- Tìm hi</w:t>
-            </w:r>
-            <w:r>
-              <w:rPr>
-                <w:rFonts w:eastAsia="Calibri"/>
-                <w:color w:val="000000"/>
-              </w:rPr>
-              <w:t>ể</w:t>
-            </w:r>
-            <w:r>
-              <w:rPr>
-                <w:rFonts w:eastAsia="Calibri"/>
-                <w:color w:val="000000"/>
-              </w:rPr>
-              <w:t>u các yêu c</w:t>
-            </w:r>
-            <w:r>
-              <w:rPr>
-                <w:rFonts w:eastAsia="Calibri"/>
-                <w:color w:val="000000"/>
-              </w:rPr>
-              <w:t>ầ</w:t>
-            </w:r>
-            <w:r>
-              <w:rPr>
-                <w:rFonts w:eastAsia="Calibri"/>
-                <w:color w:val="000000"/>
-              </w:rPr>
-              <w:t>u c</w:t>
-            </w:r>
-            <w:r>
-              <w:rPr>
-                <w:rFonts w:eastAsia="Calibri"/>
-                <w:color w:val="000000"/>
-              </w:rPr>
-              <w:t>ủ</w:t>
-            </w:r>
-            <w:r>
-              <w:rPr>
-                <w:rFonts w:eastAsia="Calibri"/>
-                <w:color w:val="000000"/>
-              </w:rPr>
-              <w:t>a b</w:t>
-            </w:r>
-            <w:r>
-              <w:rPr>
-                <w:rFonts w:eastAsia="Calibri"/>
-                <w:color w:val="000000"/>
-              </w:rPr>
-              <w:t>ả</w:t>
-            </w:r>
-            <w:r>
-              <w:rPr>
-                <w:rFonts w:eastAsia="Calibri"/>
-                <w:color w:val="000000"/>
-              </w:rPr>
-              <w:t>o m</w:t>
-            </w:r>
-            <w:r>
-              <w:rPr>
-                <w:rFonts w:eastAsia="Calibri"/>
-                <w:color w:val="000000"/>
-              </w:rPr>
-              <w:t>ậ</w:t>
-            </w:r>
-            <w:r>
-              <w:rPr>
-                <w:rFonts w:eastAsia="Calibri"/>
-                <w:color w:val="000000"/>
-              </w:rPr>
-              <w:t>t thông tin và vai trò c</w:t>
-            </w:r>
-            <w:r>
-              <w:rPr>
-                <w:rFonts w:eastAsia="Calibri"/>
-                <w:color w:val="000000"/>
-              </w:rPr>
-              <w:t>ủ</w:t>
-            </w:r>
-            <w:r>
-              <w:rPr>
-                <w:rFonts w:eastAsia="Calibri"/>
-                <w:color w:val="000000"/>
-              </w:rPr>
-              <w:t>a ch</w:t>
-            </w:r>
-            <w:r>
-              <w:rPr>
-                <w:rFonts w:eastAsia="Calibri"/>
-                <w:color w:val="000000"/>
-              </w:rPr>
-              <w:t>ữ</w:t>
-            </w:r>
-            <w:r>
-              <w:rPr>
-                <w:rFonts w:eastAsia="Calibri"/>
-                <w:color w:val="000000"/>
-              </w:rPr>
-              <w:t xml:space="preserve"> ký đi</w:t>
-            </w:r>
-            <w:r>
-              <w:rPr>
-                <w:rFonts w:eastAsia="Calibri"/>
-                <w:color w:val="000000"/>
-              </w:rPr>
-              <w:t>ệ</w:t>
-            </w:r>
-            <w:r>
-              <w:rPr>
-                <w:rFonts w:eastAsia="Calibri"/>
-                <w:color w:val="000000"/>
-              </w:rPr>
-              <w:t>n t</w:t>
-            </w:r>
-            <w:r>
-              <w:rPr>
-                <w:rFonts w:eastAsia="Calibri"/>
-                <w:color w:val="000000"/>
-              </w:rPr>
-              <w:t>ử</w:t>
-            </w:r>
-            <w:r>
-              <w:rPr>
-                <w:rFonts w:eastAsia="Calibri"/>
-                <w:color w:val="000000"/>
-              </w:rPr>
-              <w:t xml:space="preserve"> trong an toàn b</w:t>
-            </w:r>
-            <w:r>
-              <w:rPr>
-                <w:rFonts w:eastAsia="Calibri"/>
-                <w:color w:val="000000"/>
-              </w:rPr>
-              <w:t>ả</w:t>
-            </w:r>
-            <w:r>
-              <w:rPr>
-                <w:rFonts w:eastAsia="Calibri"/>
-                <w:color w:val="000000"/>
-              </w:rPr>
-              <w:t>o m</w:t>
-            </w:r>
-            <w:r>
-              <w:rPr>
-                <w:rFonts w:eastAsia="Calibri"/>
-                <w:color w:val="000000"/>
-              </w:rPr>
-              <w:t>ậ</w:t>
-            </w:r>
-            <w:r>
-              <w:rPr>
-                <w:rFonts w:eastAsia="Calibri"/>
-                <w:color w:val="000000"/>
-              </w:rPr>
-              <w:t>t thông tin</w:t>
-            </w:r>
-          </w:p>
-          <w:p>
-            <w:pPr>
-              <w:spacing w:after="0" w:line="240" w:lineRule="auto"/>
-              <w:rPr>
-                <w:rFonts w:eastAsia="Calibri"/>
-                <w:color w:val="000000"/>
-              </w:rPr>
-            </w:pPr>
-            <w:r>
-              <w:rPr>
-                <w:rFonts w:eastAsia="Calibri"/>
-                <w:color w:val="000000"/>
-              </w:rPr>
-              <w:t>- Tìm hi</w:t>
-            </w:r>
-            <w:r>
-              <w:rPr>
-                <w:rFonts w:eastAsia="Calibri"/>
-                <w:color w:val="000000"/>
-              </w:rPr>
-              <w:t>ể</w:t>
-            </w:r>
-            <w:r>
-              <w:rPr>
-                <w:rFonts w:eastAsia="Calibri"/>
-                <w:color w:val="000000"/>
-              </w:rPr>
-              <w:t>u v</w:t>
-            </w:r>
-            <w:r>
-              <w:rPr>
-                <w:rFonts w:eastAsia="Calibri"/>
-                <w:color w:val="000000"/>
-              </w:rPr>
-              <w:t>ề</w:t>
-            </w:r>
-            <w:r>
-              <w:rPr>
-                <w:rFonts w:eastAsia="Calibri"/>
-                <w:color w:val="000000"/>
-              </w:rPr>
-              <w:t xml:space="preserve"> cơ s</w:t>
-            </w:r>
-            <w:r>
-              <w:rPr>
-                <w:rFonts w:eastAsia="Calibri"/>
-                <w:color w:val="000000"/>
-              </w:rPr>
-              <w:t>ở</w:t>
-            </w:r>
-            <w:r>
-              <w:rPr>
-                <w:rFonts w:eastAsia="Calibri"/>
-                <w:color w:val="000000"/>
-              </w:rPr>
-              <w:t xml:space="preserve"> ki</w:t>
-            </w:r>
-            <w:r>
-              <w:rPr>
-                <w:rFonts w:eastAsia="Calibri"/>
-                <w:color w:val="000000"/>
-              </w:rPr>
-              <w:t>ế</w:t>
-            </w:r>
-            <w:r>
-              <w:rPr>
-                <w:rFonts w:eastAsia="Calibri"/>
-                <w:color w:val="000000"/>
-              </w:rPr>
-              <w:t>n th</w:t>
-            </w:r>
-            <w:r>
-              <w:rPr>
-                <w:rFonts w:eastAsia="Calibri"/>
-                <w:color w:val="000000"/>
-              </w:rPr>
-              <w:t>ứ</w:t>
-            </w:r>
-            <w:r>
-              <w:rPr>
-                <w:rFonts w:eastAsia="Calibri"/>
-                <w:color w:val="000000"/>
-              </w:rPr>
-              <w:t>c v</w:t>
-            </w:r>
-            <w:r>
-              <w:rPr>
-                <w:rFonts w:eastAsia="Calibri"/>
-                <w:color w:val="000000"/>
-              </w:rPr>
-              <w:t>ề</w:t>
-            </w:r>
-            <w:r>
-              <w:rPr>
-                <w:rFonts w:eastAsia="Calibri"/>
-                <w:color w:val="000000"/>
-              </w:rPr>
-              <w:t xml:space="preserve"> toán h</w:t>
-            </w:r>
-            <w:r>
-              <w:rPr>
-                <w:rFonts w:eastAsia="Calibri"/>
-                <w:color w:val="000000"/>
-              </w:rPr>
-              <w:t>ọ</w:t>
-            </w:r>
-            <w:r>
-              <w:rPr>
-                <w:rFonts w:eastAsia="Calibri"/>
-                <w:color w:val="000000"/>
-              </w:rPr>
-              <w:t>c và thu</w:t>
-            </w:r>
-            <w:r>
-              <w:rPr>
-                <w:rFonts w:eastAsia="Calibri"/>
-                <w:color w:val="000000"/>
-              </w:rPr>
-              <w:t>ậ</w:t>
-            </w:r>
-            <w:r>
-              <w:rPr>
-                <w:rFonts w:eastAsia="Calibri"/>
-                <w:color w:val="000000"/>
-              </w:rPr>
-              <w:t>t toán</w:t>
-            </w:r>
-          </w:p>
-          <w:p>
-            <w:pPr>
-              <w:spacing w:after="0" w:line="240" w:lineRule="auto"/>
-              <w:rPr>
-                <w:rFonts w:eastAsia="Calibri"/>
-                <w:color w:val="000000"/>
-              </w:rPr>
-            </w:pPr>
-            <w:r>
-              <w:rPr>
-                <w:rFonts w:eastAsia="Calibri"/>
-                <w:color w:val="000000"/>
-              </w:rPr>
-              <w:t>- Tìm hi</w:t>
-            </w:r>
-            <w:r>
-              <w:rPr>
-                <w:rFonts w:eastAsia="Calibri"/>
-                <w:color w:val="000000"/>
-              </w:rPr>
-              <w:t>ể</w:t>
-            </w:r>
-            <w:r>
-              <w:rPr>
-                <w:rFonts w:eastAsia="Calibri"/>
-                <w:color w:val="000000"/>
-              </w:rPr>
-              <w:t>u v</w:t>
-            </w:r>
-            <w:r>
-              <w:rPr>
-                <w:rFonts w:eastAsia="Calibri"/>
-                <w:color w:val="000000"/>
-              </w:rPr>
-              <w:t>ề</w:t>
-            </w:r>
-            <w:r>
-              <w:rPr>
-                <w:rFonts w:eastAsia="Calibri"/>
-                <w:color w:val="000000"/>
-              </w:rPr>
-              <w:t xml:space="preserve"> cơ s</w:t>
-            </w:r>
-            <w:r>
-              <w:rPr>
-                <w:rFonts w:eastAsia="Calibri"/>
-                <w:color w:val="000000"/>
-              </w:rPr>
-              <w:t>ở</w:t>
-            </w:r>
-            <w:r>
-              <w:rPr>
-                <w:rFonts w:eastAsia="Calibri"/>
-                <w:color w:val="000000"/>
-              </w:rPr>
-              <w:t xml:space="preserve"> ki</w:t>
-            </w:r>
-            <w:r>
-              <w:rPr>
-                <w:rFonts w:eastAsia="Calibri"/>
-                <w:color w:val="000000"/>
-              </w:rPr>
-              <w:t>ế</w:t>
-            </w:r>
-            <w:r>
-              <w:rPr>
-                <w:rFonts w:eastAsia="Calibri"/>
-                <w:color w:val="000000"/>
-              </w:rPr>
-              <w:t>n th</w:t>
-            </w:r>
-            <w:r>
-              <w:rPr>
-                <w:rFonts w:eastAsia="Calibri"/>
-                <w:color w:val="000000"/>
-              </w:rPr>
-              <w:t>ứ</w:t>
-            </w:r>
-            <w:r>
-              <w:rPr>
-                <w:rFonts w:eastAsia="Calibri"/>
-                <w:color w:val="000000"/>
-              </w:rPr>
-              <w:t>c : Trình cài đ</w:t>
-            </w:r>
-            <w:r>
-              <w:rPr>
-                <w:rFonts w:eastAsia="Calibri"/>
-                <w:color w:val="000000"/>
-              </w:rPr>
-              <w:t>ặ</w:t>
-            </w:r>
-            <w:r>
-              <w:rPr>
-                <w:rFonts w:eastAsia="Calibri"/>
-                <w:color w:val="000000"/>
-              </w:rPr>
-              <w:t>t ngôn ng</w:t>
-            </w:r>
-            <w:r>
-              <w:rPr>
-                <w:rFonts w:eastAsia="Calibri"/>
-                <w:color w:val="000000"/>
-              </w:rPr>
-              <w:t>ữ</w:t>
-            </w:r>
-            <w:r>
-              <w:rPr>
-                <w:rFonts w:eastAsia="Calibri"/>
-                <w:color w:val="000000"/>
-              </w:rPr>
-              <w:t xml:space="preserve"> và lý do l</w:t>
-            </w:r>
-            <w:r>
-              <w:rPr>
-                <w:rFonts w:eastAsia="Calibri"/>
-                <w:color w:val="000000"/>
-              </w:rPr>
-              <w:t>ự</w:t>
-            </w:r>
-            <w:r>
-              <w:rPr>
-                <w:rFonts w:eastAsia="Calibri"/>
-                <w:color w:val="000000"/>
-              </w:rPr>
-              <w:t>a ch</w:t>
-            </w:r>
-            <w:r>
-              <w:rPr>
-                <w:rFonts w:eastAsia="Calibri"/>
-                <w:color w:val="000000"/>
-              </w:rPr>
-              <w:t>ọ</w:t>
-            </w:r>
-            <w:r>
-              <w:rPr>
-                <w:rFonts w:eastAsia="Calibri"/>
-                <w:color w:val="000000"/>
-              </w:rPr>
-              <w:t>n đ</w:t>
-            </w:r>
-            <w:r>
-              <w:rPr>
-                <w:rFonts w:eastAsia="Calibri"/>
-                <w:color w:val="000000"/>
-              </w:rPr>
-              <w:t>ề</w:t>
-            </w:r>
-            <w:r>
-              <w:rPr>
-                <w:rFonts w:eastAsia="Calibri"/>
-                <w:color w:val="000000"/>
-              </w:rPr>
-              <w:t xml:space="preserve"> tài</w:t>
-            </w:r>
-          </w:p>
-          <w:p>
-            <w:pPr>
-              <w:spacing w:after="0" w:line="240" w:lineRule="auto"/>
-              <w:rPr>
-                <w:rFonts w:eastAsia="Calibri"/>
-                <w:color w:val="000000"/>
-              </w:rPr>
-            </w:pPr>
-            <w:r>
-              <w:rPr>
-                <w:rFonts w:eastAsia="Calibri"/>
-                <w:color w:val="000000"/>
-              </w:rPr>
-              <w:t>- Tìm hi</w:t>
-            </w:r>
-            <w:r>
-              <w:rPr>
-                <w:rFonts w:eastAsia="Calibri"/>
-                <w:color w:val="000000"/>
-              </w:rPr>
-              <w:t>ể</w:t>
-            </w:r>
-            <w:r>
-              <w:rPr>
-                <w:rFonts w:eastAsia="Calibri"/>
-                <w:color w:val="000000"/>
-              </w:rPr>
-              <w:t>u t</w:t>
-            </w:r>
-            <w:r>
-              <w:rPr>
-                <w:rFonts w:eastAsia="Calibri"/>
-                <w:color w:val="000000"/>
-              </w:rPr>
-              <w:t>ổ</w:t>
-            </w:r>
-            <w:r>
-              <w:rPr>
-                <w:rFonts w:eastAsia="Calibri"/>
-                <w:color w:val="000000"/>
-              </w:rPr>
-              <w:t>ng quan v</w:t>
-            </w:r>
-            <w:r>
-              <w:rPr>
-                <w:rFonts w:eastAsia="Calibri"/>
-                <w:color w:val="000000"/>
-              </w:rPr>
-              <w:t>ề</w:t>
-            </w:r>
-            <w:r>
-              <w:rPr>
-                <w:rFonts w:eastAsia="Calibri"/>
-                <w:color w:val="000000"/>
-              </w:rPr>
-              <w:t xml:space="preserve"> ch</w:t>
-            </w:r>
-            <w:r>
-              <w:rPr>
-                <w:rFonts w:eastAsia="Calibri"/>
-                <w:color w:val="000000"/>
-              </w:rPr>
-              <w:t>ữ</w:t>
-            </w:r>
-            <w:r>
-              <w:rPr>
-                <w:rFonts w:eastAsia="Calibri"/>
-                <w:color w:val="000000"/>
-              </w:rPr>
-              <w:t xml:space="preserve"> ký s</w:t>
-            </w:r>
-            <w:r>
-              <w:rPr>
-                <w:rFonts w:eastAsia="Calibri"/>
-                <w:color w:val="000000"/>
-              </w:rPr>
-              <w:t>ố</w:t>
-            </w:r>
-            <w:r>
-              <w:rPr>
-                <w:rFonts w:eastAsia="Calibri"/>
-                <w:color w:val="000000"/>
-              </w:rPr>
-              <w:t xml:space="preserve"> và vai trò c</w:t>
-            </w:r>
-            <w:r>
-              <w:rPr>
-                <w:rFonts w:eastAsia="Calibri"/>
-                <w:color w:val="000000"/>
-              </w:rPr>
-              <w:t>ủ</w:t>
-            </w:r>
-            <w:r>
-              <w:rPr>
-                <w:rFonts w:eastAsia="Calibri"/>
-                <w:color w:val="000000"/>
-              </w:rPr>
-              <w:t>a Elgamal trong bmtt, nguyên lý ho</w:t>
-            </w:r>
-            <w:r>
-              <w:rPr>
-                <w:rFonts w:eastAsia="Calibri"/>
-                <w:color w:val="000000"/>
-              </w:rPr>
-              <w:t>ạ</w:t>
-            </w:r>
-            <w:r>
-              <w:rPr>
-                <w:rFonts w:eastAsia="Calibri"/>
-                <w:color w:val="000000"/>
-              </w:rPr>
-              <w:t>t đ</w:t>
-            </w:r>
-            <w:r>
-              <w:rPr>
-                <w:rFonts w:eastAsia="Calibri"/>
-                <w:color w:val="000000"/>
-              </w:rPr>
-              <w:t>ộ</w:t>
-            </w:r>
-            <w:r>
-              <w:rPr>
-                <w:rFonts w:eastAsia="Calibri"/>
-                <w:color w:val="000000"/>
-              </w:rPr>
-              <w:t>ng c</w:t>
-            </w:r>
-            <w:r>
-              <w:rPr>
-                <w:rFonts w:eastAsia="Calibri"/>
-                <w:color w:val="000000"/>
-              </w:rPr>
-              <w:t>ủ</w:t>
-            </w:r>
-            <w:r>
-              <w:rPr>
-                <w:rFonts w:eastAsia="Calibri"/>
-                <w:color w:val="000000"/>
-              </w:rPr>
-              <w:t>a ch</w:t>
-            </w:r>
-            <w:r>
-              <w:rPr>
-                <w:rFonts w:eastAsia="Calibri"/>
-                <w:color w:val="000000"/>
-              </w:rPr>
-              <w:t>ữ</w:t>
-            </w:r>
-            <w:r>
-              <w:rPr>
-                <w:rFonts w:eastAsia="Calibri"/>
-                <w:color w:val="000000"/>
-              </w:rPr>
-              <w:t xml:space="preserve"> ký đi</w:t>
-            </w:r>
-            <w:r>
-              <w:rPr>
-                <w:rFonts w:eastAsia="Calibri"/>
-                <w:color w:val="000000"/>
-              </w:rPr>
-              <w:t>ệ</w:t>
-            </w:r>
-            <w:r>
-              <w:rPr>
-                <w:rFonts w:eastAsia="Calibri"/>
-                <w:color w:val="000000"/>
-              </w:rPr>
-              <w:t>n t</w:t>
-            </w:r>
-            <w:r>
-              <w:rPr>
-                <w:rFonts w:eastAsia="Calibri"/>
-                <w:color w:val="000000"/>
-              </w:rPr>
-              <w:t>ử</w:t>
-            </w:r>
-            <w:r>
-              <w:rPr>
-                <w:rFonts w:eastAsia="Calibri"/>
-                <w:color w:val="000000"/>
-              </w:rPr>
-              <w:t xml:space="preserve"> Elgamal</w:t>
+              <w:t>- Tìm hiểu về Tổng quan về An toàn bảo mật thông tin</w:t>
+            </w:r>
+          </w:p>
+          <w:p>
+            <w:pPr>
+              <w:spacing w:after="0" w:line="240" w:lineRule="auto"/>
+              <w:rPr>
+                <w:rFonts w:eastAsia="Calibri"/>
+                <w:color w:val="000000"/>
+              </w:rPr>
+            </w:pPr>
+            <w:r>
+              <w:rPr>
+                <w:rFonts w:eastAsia="Calibri"/>
+                <w:color w:val="000000"/>
+              </w:rPr>
+              <w:t>- Tìm hiểu các yêu cầu của bảo mật thông tin và vai trò của chữ ký điện tử trong an toàn bảo mật thông tin</w:t>
+            </w:r>
+          </w:p>
+          <w:p>
+            <w:pPr>
+              <w:spacing w:after="0" w:line="240" w:lineRule="auto"/>
+              <w:rPr>
+                <w:rFonts w:eastAsia="Calibri"/>
+                <w:color w:val="000000"/>
+              </w:rPr>
+            </w:pPr>
+            <w:r>
+              <w:rPr>
+                <w:rFonts w:eastAsia="Calibri"/>
+                <w:color w:val="000000"/>
+              </w:rPr>
+              <w:t>- Tìm hiểu về cơ sở kiến thức về toán học và thuật toán</w:t>
+            </w:r>
+          </w:p>
+          <w:p>
+            <w:pPr>
+              <w:spacing w:after="0" w:line="240" w:lineRule="auto"/>
+              <w:rPr>
+                <w:rFonts w:eastAsia="Calibri"/>
+                <w:color w:val="000000"/>
+              </w:rPr>
+            </w:pPr>
+            <w:r>
+              <w:rPr>
+                <w:rFonts w:eastAsia="Calibri"/>
+                <w:color w:val="000000"/>
+              </w:rPr>
+              <w:t>- Tìm hiểu về cơ sở kiến thức : Trình cài đặt ngôn ngữ và lý do lựa chọn đề tài</w:t>
+            </w:r>
+          </w:p>
+          <w:p>
+            <w:pPr>
+              <w:spacing w:after="0" w:line="240" w:lineRule="auto"/>
+              <w:rPr>
+                <w:rFonts w:eastAsia="Calibri"/>
+                <w:color w:val="000000"/>
+              </w:rPr>
+            </w:pPr>
+            <w:r>
+              <w:rPr>
+                <w:rFonts w:eastAsia="Calibri"/>
+                <w:color w:val="000000"/>
+              </w:rPr>
+              <w:t>- Tìm hiểu tổng quan về chữ ký số và vai trò của Elgamal trong bmtt, nguyên lý hoạt động của chữ ký điện tử Elgamal</w:t>
             </w:r>
           </w:p>
         </w:tc>
@@ -2049,204 +548,134 @@
                 <w:rFonts w:eastAsia="Calibri"/>
                 <w:color w:val="000000"/>
               </w:rPr>
-              <w:t>- Hoàn thành t</w:t>
-            </w:r>
-            <w:r>
-              <w:rPr>
-                <w:rFonts w:eastAsia="Calibri"/>
-                <w:color w:val="000000"/>
-              </w:rPr>
-              <w:t>ố</w:t>
-            </w:r>
-            <w:r>
-              <w:rPr>
-                <w:rFonts w:eastAsia="Calibri"/>
-                <w:color w:val="000000"/>
-              </w:rPr>
-              <w:t>t</w:t>
-            </w:r>
-          </w:p>
-          <w:p>
-            <w:pPr>
-              <w:spacing w:after="0" w:line="240" w:lineRule="auto"/>
-              <w:rPr>
-                <w:rFonts w:eastAsia="Calibri"/>
-                <w:color w:val="000000"/>
-              </w:rPr>
-            </w:pPr>
-          </w:p>
-          <w:p>
-            <w:pPr>
-              <w:spacing w:after="0" w:line="240" w:lineRule="auto"/>
-              <w:rPr>
-                <w:rFonts w:eastAsia="Calibri"/>
-                <w:color w:val="000000"/>
-              </w:rPr>
-            </w:pPr>
-            <w:r>
-              <w:rPr>
-                <w:rFonts w:eastAsia="Calibri"/>
-                <w:color w:val="000000"/>
-              </w:rPr>
-              <w:t>- Hoàn thành t</w:t>
-            </w:r>
-            <w:r>
-              <w:rPr>
-                <w:rFonts w:eastAsia="Calibri"/>
-                <w:color w:val="000000"/>
-              </w:rPr>
-              <w:t>ố</w:t>
-            </w:r>
-            <w:r>
-              <w:rPr>
-                <w:rFonts w:eastAsia="Calibri"/>
-                <w:color w:val="000000"/>
-              </w:rPr>
-              <w:t>t</w:t>
-            </w:r>
-          </w:p>
-          <w:p>
-            <w:pPr>
-              <w:spacing w:after="0" w:line="240" w:lineRule="auto"/>
-              <w:rPr>
-                <w:rFonts w:eastAsia="Calibri"/>
-                <w:color w:val="000000"/>
-              </w:rPr>
-            </w:pPr>
-          </w:p>
-          <w:p>
-            <w:pPr>
-              <w:spacing w:after="0" w:line="240" w:lineRule="auto"/>
-              <w:rPr>
-                <w:rFonts w:eastAsia="Calibri"/>
-                <w:color w:val="000000"/>
-              </w:rPr>
-            </w:pPr>
-          </w:p>
-          <w:p>
-            <w:pPr>
-              <w:spacing w:after="0" w:line="240" w:lineRule="auto"/>
-              <w:rPr>
-                <w:rFonts w:eastAsia="Calibri"/>
-                <w:color w:val="000000"/>
-              </w:rPr>
-            </w:pPr>
-          </w:p>
-          <w:p>
-            <w:pPr>
-              <w:spacing w:after="0" w:line="240" w:lineRule="auto"/>
-              <w:rPr>
-                <w:rFonts w:eastAsia="Calibri"/>
-                <w:color w:val="000000"/>
-              </w:rPr>
-            </w:pPr>
-            <w:r>
-              <w:rPr>
-                <w:rFonts w:eastAsia="Calibri"/>
-                <w:color w:val="000000"/>
-              </w:rPr>
-              <w:t>- Hoàn thành t</w:t>
-            </w:r>
-            <w:r>
-              <w:rPr>
-                <w:rFonts w:eastAsia="Calibri"/>
-                <w:color w:val="000000"/>
-              </w:rPr>
-              <w:t>ố</w:t>
-            </w:r>
-            <w:r>
-              <w:rPr>
-                <w:rFonts w:eastAsia="Calibri"/>
-                <w:color w:val="000000"/>
-              </w:rPr>
-              <w:t>t</w:t>
-            </w:r>
-          </w:p>
-          <w:p>
-            <w:pPr>
-              <w:spacing w:after="0" w:line="240" w:lineRule="auto"/>
-              <w:rPr>
-                <w:rFonts w:eastAsia="Calibri"/>
-                <w:color w:val="000000"/>
-              </w:rPr>
-            </w:pPr>
-          </w:p>
-          <w:p>
-            <w:pPr>
-              <w:spacing w:after="0" w:line="240" w:lineRule="auto"/>
-              <w:rPr>
-                <w:rFonts w:eastAsia="Calibri"/>
-                <w:color w:val="000000"/>
-              </w:rPr>
-            </w:pPr>
-            <w:r>
-              <w:rPr>
-                <w:rFonts w:eastAsia="Calibri"/>
-                <w:color w:val="000000"/>
-              </w:rPr>
-              <w:t>- Hoàn thành t</w:t>
-            </w:r>
-            <w:r>
-              <w:rPr>
-                <w:rFonts w:eastAsia="Calibri"/>
-                <w:color w:val="000000"/>
-              </w:rPr>
-              <w:t>ố</w:t>
-            </w:r>
-            <w:r>
-              <w:rPr>
-                <w:rFonts w:eastAsia="Calibri"/>
-                <w:color w:val="000000"/>
-              </w:rPr>
-              <w:t>t</w:t>
-            </w:r>
-          </w:p>
-          <w:p>
-            <w:pPr>
-              <w:spacing w:after="0" w:line="240" w:lineRule="auto"/>
-              <w:rPr>
-                <w:rFonts w:eastAsia="Calibri"/>
-                <w:color w:val="000000"/>
-              </w:rPr>
-            </w:pPr>
-          </w:p>
-          <w:p>
-            <w:pPr>
-              <w:spacing w:after="0" w:line="240" w:lineRule="auto"/>
-              <w:rPr>
-                <w:rFonts w:eastAsia="Calibri"/>
-                <w:color w:val="000000"/>
-              </w:rPr>
-            </w:pPr>
-          </w:p>
-          <w:p>
-            <w:pPr>
-              <w:spacing w:after="0" w:line="240" w:lineRule="auto"/>
-              <w:rPr>
-                <w:rFonts w:eastAsia="Calibri"/>
-                <w:color w:val="000000"/>
-              </w:rPr>
-            </w:pPr>
-            <w:r>
-              <w:rPr>
-                <w:rFonts w:eastAsia="Calibri"/>
-                <w:color w:val="000000"/>
-              </w:rPr>
-              <w:t>- Hoàn thành t</w:t>
-            </w:r>
-            <w:r>
-              <w:rPr>
-                <w:rFonts w:eastAsia="Calibri"/>
-                <w:color w:val="000000"/>
-              </w:rPr>
-              <w:t>ố</w:t>
-            </w:r>
-            <w:r>
-              <w:rPr>
-                <w:rFonts w:eastAsia="Calibri"/>
-                <w:color w:val="000000"/>
-              </w:rPr>
-              <w:t>t</w:t>
+              <w:t>- Hoàn thành tốt</w:t>
+            </w:r>
+          </w:p>
+          <w:p>
+            <w:pPr>
+              <w:spacing w:after="0" w:line="240" w:lineRule="auto"/>
+              <w:rPr>
+                <w:rFonts w:eastAsia="Calibri"/>
+                <w:color w:val="000000"/>
+              </w:rPr>
+            </w:pPr>
+          </w:p>
+          <w:p>
+            <w:pPr>
+              <w:spacing w:after="0" w:line="240" w:lineRule="auto"/>
+              <w:rPr>
+                <w:rFonts w:eastAsia="Calibri"/>
+                <w:color w:val="000000"/>
+              </w:rPr>
+            </w:pPr>
+            <w:r>
+              <w:rPr>
+                <w:rFonts w:eastAsia="Calibri"/>
+                <w:color w:val="000000"/>
+              </w:rPr>
+              <w:t>- Hoàn thành tốt</w:t>
+            </w:r>
+          </w:p>
+          <w:p>
+            <w:pPr>
+              <w:spacing w:after="0" w:line="240" w:lineRule="auto"/>
+              <w:rPr>
+                <w:rFonts w:eastAsia="Calibri"/>
+                <w:color w:val="000000"/>
+              </w:rPr>
+            </w:pPr>
+          </w:p>
+          <w:p>
+            <w:pPr>
+              <w:spacing w:after="0" w:line="240" w:lineRule="auto"/>
+              <w:rPr>
+                <w:rFonts w:eastAsia="Calibri"/>
+                <w:color w:val="000000"/>
+              </w:rPr>
+            </w:pPr>
+          </w:p>
+          <w:p>
+            <w:pPr>
+              <w:spacing w:after="0" w:line="240" w:lineRule="auto"/>
+              <w:rPr>
+                <w:rFonts w:eastAsia="Calibri"/>
+                <w:color w:val="000000"/>
+              </w:rPr>
+            </w:pPr>
+          </w:p>
+          <w:p>
+            <w:pPr>
+              <w:spacing w:after="0" w:line="240" w:lineRule="auto"/>
+              <w:rPr>
+                <w:rFonts w:eastAsia="Calibri"/>
+                <w:color w:val="000000"/>
+              </w:rPr>
+            </w:pPr>
+            <w:r>
+              <w:rPr>
+                <w:rFonts w:eastAsia="Calibri"/>
+                <w:color w:val="000000"/>
+              </w:rPr>
+              <w:t>- Hoàn thành tốt</w:t>
+            </w:r>
+          </w:p>
+          <w:p>
+            <w:pPr>
+              <w:spacing w:after="0" w:line="240" w:lineRule="auto"/>
+              <w:rPr>
+                <w:rFonts w:eastAsia="Calibri"/>
+                <w:color w:val="000000"/>
+              </w:rPr>
+            </w:pPr>
+          </w:p>
+          <w:p>
+            <w:pPr>
+              <w:spacing w:after="0" w:line="240" w:lineRule="auto"/>
+              <w:rPr>
+                <w:rFonts w:eastAsia="Calibri"/>
+                <w:color w:val="000000"/>
+              </w:rPr>
+            </w:pPr>
+            <w:r>
+              <w:rPr>
+                <w:rFonts w:eastAsia="Calibri"/>
+                <w:color w:val="000000"/>
+              </w:rPr>
+              <w:t>- Hoàn thành tốt</w:t>
+            </w:r>
+          </w:p>
+          <w:p>
+            <w:pPr>
+              <w:spacing w:after="0" w:line="240" w:lineRule="auto"/>
+              <w:rPr>
+                <w:rFonts w:eastAsia="Calibri"/>
+                <w:color w:val="000000"/>
+              </w:rPr>
+            </w:pPr>
+          </w:p>
+          <w:p>
+            <w:pPr>
+              <w:spacing w:after="0" w:line="240" w:lineRule="auto"/>
+              <w:rPr>
+                <w:rFonts w:eastAsia="Calibri"/>
+                <w:color w:val="000000"/>
+              </w:rPr>
+            </w:pPr>
+          </w:p>
+          <w:p>
+            <w:pPr>
+              <w:spacing w:after="0" w:line="240" w:lineRule="auto"/>
+              <w:rPr>
+                <w:rFonts w:eastAsia="Calibri"/>
+                <w:color w:val="000000"/>
+              </w:rPr>
+            </w:pPr>
+            <w:r>
+              <w:rPr>
+                <w:rFonts w:eastAsia="Calibri"/>
+                <w:color w:val="000000"/>
+              </w:rPr>
+              <w:t>- Hoàn thành tốt</w:t>
             </w:r>
           </w:p>
         </w:tc>
@@ -3017,14 +1446,7 @@
                 <w:rFonts w:eastAsia="Calibri"/>
                 <w:color w:val="000000"/>
               </w:rPr>
-              <w:t xml:space="preserve"> </w:t>
-            </w:r>
-            <w:r>
-              <w:rPr>
-                <w:rFonts w:eastAsia="Calibri"/>
-                <w:color w:val="000000"/>
-              </w:rPr>
-              <w:t>C++</w:t>
+              <w:t xml:space="preserve"> C++</w:t>
             </w:r>
           </w:p>
           <w:p>
@@ -3160,66 +1582,105 @@
                 <w:rFonts w:eastAsia="Calibri"/>
                 <w:color w:val="000000"/>
               </w:rPr>
-              <w:t>Thiết</w:t>
-            </w:r>
-            <w:proofErr w:type="spellEnd"/>
-            <w:r>
-              <w:rPr>
-                <w:rFonts w:eastAsia="Calibri"/>
-                <w:color w:val="000000"/>
-              </w:rPr>
-              <w:t xml:space="preserve"> </w:t>
-            </w:r>
-            <w:proofErr w:type="spellStart"/>
-            <w:r>
-              <w:rPr>
-                <w:rFonts w:eastAsia="Calibri"/>
-                <w:color w:val="000000"/>
-              </w:rPr>
-              <w:t>kế</w:t>
-            </w:r>
-            <w:proofErr w:type="spellEnd"/>
-            <w:r>
-              <w:rPr>
-                <w:rFonts w:eastAsia="Calibri"/>
-                <w:color w:val="000000"/>
-              </w:rPr>
-              <w:t xml:space="preserve"> </w:t>
-            </w:r>
-            <w:proofErr w:type="spellStart"/>
-            <w:r>
-              <w:rPr>
-                <w:rFonts w:eastAsia="Calibri"/>
-                <w:color w:val="000000"/>
-              </w:rPr>
-              <w:t>giao</w:t>
-            </w:r>
-            <w:proofErr w:type="spellEnd"/>
-            <w:r>
-              <w:rPr>
-                <w:rFonts w:eastAsia="Calibri"/>
-                <w:color w:val="000000"/>
-              </w:rPr>
-              <w:t xml:space="preserve"> </w:t>
-            </w:r>
-            <w:proofErr w:type="spellStart"/>
-            <w:r>
-              <w:rPr>
-                <w:rFonts w:eastAsia="Calibri"/>
-                <w:color w:val="000000"/>
-              </w:rPr>
-              <w:t>diện</w:t>
-            </w:r>
-            <w:proofErr w:type="spellEnd"/>
-          </w:p>
-          <w:p>
-            <w:pPr>
-              <w:spacing w:after="0" w:line="240" w:lineRule="auto"/>
-              <w:rPr>
-                <w:rFonts w:eastAsia="Calibri"/>
-                <w:color w:val="000000"/>
-              </w:rPr>
-            </w:pPr>
+              <w:t>Vẽ</w:t>
+            </w:r>
+            <w:proofErr w:type="spellEnd"/>
+            <w:r>
+              <w:rPr>
+                <w:rFonts w:eastAsia="Calibri"/>
+                <w:color w:val="000000"/>
+              </w:rPr>
+              <w:t xml:space="preserve"> Use Case </w:t>
+            </w:r>
+            <w:proofErr w:type="spellStart"/>
+            <w:r>
+              <w:rPr>
+                <w:rFonts w:eastAsia="Calibri"/>
+                <w:color w:val="000000"/>
+              </w:rPr>
+              <w:t>và</w:t>
+            </w:r>
+            <w:proofErr w:type="spellEnd"/>
+            <w:r>
+              <w:rPr>
+                <w:rFonts w:eastAsia="Calibri"/>
+                <w:color w:val="000000"/>
+              </w:rPr>
+              <w:t xml:space="preserve"> </w:t>
+            </w:r>
+            <w:proofErr w:type="spellStart"/>
+            <w:r>
+              <w:rPr>
+                <w:rFonts w:eastAsia="Calibri"/>
+                <w:color w:val="000000"/>
+              </w:rPr>
+              <w:t>các</w:t>
+            </w:r>
+            <w:proofErr w:type="spellEnd"/>
+            <w:r>
+              <w:rPr>
+                <w:rFonts w:eastAsia="Calibri"/>
+                <w:color w:val="000000"/>
+              </w:rPr>
+              <w:t xml:space="preserve"> </w:t>
+            </w:r>
+            <w:proofErr w:type="spellStart"/>
+            <w:r>
+              <w:rPr>
+                <w:rFonts w:eastAsia="Calibri"/>
+                <w:color w:val="000000"/>
+              </w:rPr>
+              <w:t>biểu</w:t>
+            </w:r>
+            <w:proofErr w:type="spellEnd"/>
+            <w:r>
+              <w:rPr>
+                <w:rFonts w:eastAsia="Calibri"/>
+                <w:color w:val="000000"/>
+              </w:rPr>
+              <w:t xml:space="preserve"> </w:t>
+            </w:r>
+            <w:proofErr w:type="spellStart"/>
+            <w:r>
+              <w:rPr>
+                <w:rFonts w:eastAsia="Calibri"/>
+                <w:color w:val="000000"/>
+              </w:rPr>
+              <w:t>đồ</w:t>
+            </w:r>
+            <w:proofErr w:type="spellEnd"/>
+            <w:r>
+              <w:rPr>
+                <w:rFonts w:eastAsia="Calibri"/>
+                <w:color w:val="000000"/>
+              </w:rPr>
+              <w:t xml:space="preserve"> </w:t>
+            </w:r>
+            <w:proofErr w:type="spellStart"/>
+            <w:r>
+              <w:rPr>
+                <w:rFonts w:eastAsia="Calibri"/>
+                <w:color w:val="000000"/>
+              </w:rPr>
+              <w:t>chức</w:t>
+            </w:r>
+            <w:proofErr w:type="spellEnd"/>
+            <w:r>
+              <w:rPr>
+                <w:rFonts w:eastAsia="Calibri"/>
+                <w:color w:val="000000"/>
+              </w:rPr>
+              <w:t xml:space="preserve"> </w:t>
+            </w:r>
+            <w:proofErr w:type="spellStart"/>
+            <w:r>
+              <w:rPr>
+                <w:rFonts w:eastAsia="Calibri"/>
+                <w:color w:val="000000"/>
+              </w:rPr>
+              <w:t>năng</w:t>
+            </w:r>
+            <w:proofErr w:type="spellEnd"/>
           </w:p>
           <w:p>
             <w:pPr>
@@ -4057,14 +2518,7 @@
                 <w:rFonts w:eastAsia="Calibri"/>
                 <w:color w:val="000000"/>
               </w:rPr>
-              <w:t xml:space="preserve"> </w:t>
-            </w:r>
-            <w:r>
-              <w:rPr>
-                <w:rFonts w:eastAsia="Calibri"/>
-                <w:color w:val="000000"/>
-              </w:rPr>
-              <w:t>C++</w:t>
+              <w:t xml:space="preserve"> C++</w:t>
             </w:r>
           </w:p>
           <w:p>
@@ -4088,105 +2542,66 @@
                 <w:rFonts w:eastAsia="Calibri"/>
                 <w:color w:val="000000"/>
               </w:rPr>
-              <w:t>Vẽ</w:t>
-            </w:r>
-            <w:proofErr w:type="spellEnd"/>
-            <w:r>
-              <w:rPr>
-                <w:rFonts w:eastAsia="Calibri"/>
-                <w:color w:val="000000"/>
-              </w:rPr>
-              <w:t xml:space="preserve"> Use Case </w:t>
-            </w:r>
-            <w:proofErr w:type="spellStart"/>
-            <w:r>
-              <w:rPr>
-                <w:rFonts w:eastAsia="Calibri"/>
-                <w:color w:val="000000"/>
-              </w:rPr>
-              <w:t>và</w:t>
-            </w:r>
-            <w:proofErr w:type="spellEnd"/>
-            <w:r>
-              <w:rPr>
-                <w:rFonts w:eastAsia="Calibri"/>
-                <w:color w:val="000000"/>
-              </w:rPr>
-              <w:t xml:space="preserve"> </w:t>
-            </w:r>
-            <w:proofErr w:type="spellStart"/>
-            <w:r>
-              <w:rPr>
-                <w:rFonts w:eastAsia="Calibri"/>
-                <w:color w:val="000000"/>
-              </w:rPr>
-              <w:t>các</w:t>
-            </w:r>
-            <w:proofErr w:type="spellEnd"/>
-            <w:r>
-              <w:rPr>
-                <w:rFonts w:eastAsia="Calibri"/>
-                <w:color w:val="000000"/>
-              </w:rPr>
-              <w:t xml:space="preserve"> </w:t>
-            </w:r>
-            <w:proofErr w:type="spellStart"/>
-            <w:r>
-              <w:rPr>
-                <w:rFonts w:eastAsia="Calibri"/>
-                <w:color w:val="000000"/>
-              </w:rPr>
-              <w:t>biểu</w:t>
-            </w:r>
-            <w:proofErr w:type="spellEnd"/>
-            <w:r>
-              <w:rPr>
-                <w:rFonts w:eastAsia="Calibri"/>
-                <w:color w:val="000000"/>
-              </w:rPr>
-              <w:t xml:space="preserve"> </w:t>
-            </w:r>
-            <w:proofErr w:type="spellStart"/>
-            <w:r>
-              <w:rPr>
-                <w:rFonts w:eastAsia="Calibri"/>
-                <w:color w:val="000000"/>
-              </w:rPr>
-              <w:t>đồ</w:t>
-            </w:r>
-            <w:proofErr w:type="spellEnd"/>
-            <w:r>
-              <w:rPr>
-                <w:rFonts w:eastAsia="Calibri"/>
-                <w:color w:val="000000"/>
-              </w:rPr>
-              <w:t xml:space="preserve"> </w:t>
-            </w:r>
-            <w:proofErr w:type="spellStart"/>
-            <w:r>
-              <w:rPr>
-                <w:rFonts w:eastAsia="Calibri"/>
-                <w:color w:val="000000"/>
-              </w:rPr>
-              <w:t>chức</w:t>
-            </w:r>
-            <w:proofErr w:type="spellEnd"/>
-            <w:r>
-              <w:rPr>
-                <w:rFonts w:eastAsia="Calibri"/>
-                <w:color w:val="000000"/>
-              </w:rPr>
-              <w:t xml:space="preserve"> </w:t>
-            </w:r>
-            <w:proofErr w:type="spellStart"/>
-            <w:r>
-              <w:rPr>
-                <w:rFonts w:eastAsia="Calibri"/>
-                <w:color w:val="000000"/>
-              </w:rPr>
-              <w:t>năng</w:t>
-            </w:r>
-            <w:proofErr w:type="spellEnd"/>
+              <w:t>Thiết</w:t>
+            </w:r>
+            <w:proofErr w:type="spellEnd"/>
+            <w:r>
+              <w:rPr>
+                <w:rFonts w:eastAsia="Calibri"/>
+                <w:color w:val="000000"/>
+              </w:rPr>
+              <w:t xml:space="preserve"> </w:t>
+            </w:r>
+            <w:proofErr w:type="spellStart"/>
+            <w:r>
+              <w:rPr>
+                <w:rFonts w:eastAsia="Calibri"/>
+                <w:color w:val="000000"/>
+              </w:rPr>
+              <w:t>kế</w:t>
+            </w:r>
+            <w:proofErr w:type="spellEnd"/>
+            <w:r>
+              <w:rPr>
+                <w:rFonts w:eastAsia="Calibri"/>
+                <w:color w:val="000000"/>
+              </w:rPr>
+              <w:t xml:space="preserve"> </w:t>
+            </w:r>
+            <w:proofErr w:type="spellStart"/>
+            <w:r>
+              <w:rPr>
+                <w:rFonts w:eastAsia="Calibri"/>
+                <w:color w:val="000000"/>
+              </w:rPr>
+              <w:t>giao</w:t>
+            </w:r>
+            <w:proofErr w:type="spellEnd"/>
+            <w:r>
+              <w:rPr>
+                <w:rFonts w:eastAsia="Calibri"/>
+                <w:color w:val="000000"/>
+              </w:rPr>
+              <w:t xml:space="preserve"> </w:t>
+            </w:r>
+            <w:proofErr w:type="spellStart"/>
+            <w:r>
+              <w:rPr>
+                <w:rFonts w:eastAsia="Calibri"/>
+                <w:color w:val="000000"/>
+              </w:rPr>
+              <w:t>diện</w:t>
+            </w:r>
+            <w:proofErr w:type="spellEnd"/>
+          </w:p>
+          <w:p>
+            <w:pPr>
+              <w:spacing w:after="0" w:line="240" w:lineRule="auto"/>
+              <w:rPr>
+                <w:rFonts w:eastAsia="Calibri"/>
+                <w:color w:val="000000"/>
+              </w:rPr>
+            </w:pPr>
           </w:p>
           <w:p>
             <w:pPr>
@@ -4692,14 +3107,7 @@
                 <w:rFonts w:eastAsia="Times New Roman" w:cs="Times New Roman"/>
                 <w:szCs w:val="26"/>
               </w:rPr>
-              <w:t>k</w:t>
-            </w:r>
-            <w:r>
-              <w:rPr>
-                <w:rFonts w:eastAsia="Times New Roman" w:cs="Times New Roman"/>
-                <w:szCs w:val="26"/>
-              </w:rPr>
-              <w:t>iến</w:t>
+              <w:t>kiến</w:t>
             </w:r>
             <w:proofErr w:type="spellEnd"/>
             <w:r>
@@ -5819,25 +4227,7 @@
       </w:r>
       <w:r>
         <w:tab/>
-        <w:t>XÁC NH</w:t>
-      </w:r>
-      <w:r>
-        <w:t>Ậ</w:t>
-      </w:r>
-      <w:r>
-        <w:t>N C</w:t>
-      </w:r>
-      <w:r>
-        <w:t>Ủ</w:t>
-      </w:r>
-      <w:r>
-        <w:t>A GI</w:t>
-      </w:r>
-      <w:r>
-        <w:t>Ả</w:t>
-      </w:r>
-      <w:r>
-        <w:t>NG VIÊN</w:t>
+        <w:t>XÁC NHẬN CỦA GIẢNG VIÊN</w:t>
       </w:r>
     </w:p>
     <w:p>
@@ -5882,13 +4272,7 @@
       </w:r>
       <w:r>
         <w:tab/>
-        <w:t>(Ký, ghi rõ h</w:t>
-      </w:r>
-      <w:r>
-        <w:t>ọ</w:t>
-      </w:r>
-      <w:r>
-        <w:t xml:space="preserve"> tên)</w:t>
+        <w:t>(Ký, ghi rõ họ tên)</w:t>
       </w:r>
     </w:p>
     <w:p>
@@ -5914,19 +4298,7 @@
       </w:pPr>
       <w:r>
         <w:tab/>
-        <w:t>Ph</w:t>
-      </w:r>
-      <w:r>
-        <w:t>ạ</w:t>
-      </w:r>
-      <w:r>
-        <w:t>m Văn Hi</w:t>
-      </w:r>
-      <w:r>
-        <w:t>ệ</w:t>
-      </w:r>
-      <w:r>
-        <w:t>p</w:t>
+        <w:t>Phạm Văn Hiệp</w:t>
       </w:r>
     </w:p>
     <w:p/>
